--- a/CAPSTONE/Fase_2/Evidencias_Proyecto/Requisitos no funcionales.docx
+++ b/CAPSTONE/Fase_2/Evidencias_Proyecto/Requisitos no funcionales.docx
@@ -1087,7 +1087,7 @@
                 <w:noProof/>
                 <w:webHidden/>
               </w:rPr>
-              <w:t>6</w:t>
+              <w:t>5</w:t>
             </w:r>
             <w:r>
               <w:rPr>
@@ -1329,7 +1329,7 @@
                 <w:noProof/>
                 <w:webHidden/>
               </w:rPr>
-              <w:t>7</w:t>
+              <w:t>6</w:t>
             </w:r>
             <w:r>
               <w:rPr>
@@ -1490,7 +1490,7 @@
                 <w:noProof/>
                 <w:webHidden/>
               </w:rPr>
-              <w:t>8</w:t>
+              <w:t>7</w:t>
             </w:r>
             <w:r>
               <w:rPr>
@@ -1730,7 +1730,7 @@
                 <w:noProof/>
                 <w:webHidden/>
               </w:rPr>
-              <w:t>9</w:t>
+              <w:t>8</w:t>
             </w:r>
             <w:r>
               <w:rPr>
@@ -1892,11 +1892,28 @@
           <w:rFonts w:ascii="Arial" w:hAnsi="Arial" w:cs="Arial"/>
           <w:lang w:val="es-CL"/>
         </w:rPr>
-        <w:t>Este documento reúne los requisitos no funcionales de AloApp expresados como escenarios de calidad verificables. Parte de los seis requisitos de la Especificación de Requerimientos de Fase 1 (RNF-01 a RNF-06) y agrega tres derivados del código implementado (RNF-07 a RNF-09), identificados como pendientes de confirmación por el equipo.</w:t>
+        <w:t>Este documento reúne los requisitos no funcionales de AloApp expresados como escenarios de calidad verificables. Parte de los seis requisitos de la Especificación de Requerimientos de Fase 1 (RNF-01 a RNF-06) y agrega tres derivados del código implementado (RNF-07 a RNF-09), identificados con origen Código.</w:t>
       </w:r>
     </w:p>
     <w:p>
       <w:pPr>
+        <w:spacing w:line="360" w:lineRule="auto"/>
+        <w:jc w:val="both"/>
+        <w:rPr>
+          <w:rFonts w:ascii="Arial" w:hAnsi="Arial" w:cs="Arial"/>
+          <w:lang w:val="es-CL"/>
+        </w:rPr>
+      </w:pPr>
+      <w:r>
+        <w:rPr>
+          <w:rFonts w:ascii="Arial" w:hAnsi="Arial" w:cs="Arial"/>
+          <w:lang w:val="es-CL"/>
+        </w:rPr>
+        <w:t>Cada escenario indica el estímulo que lo origina, la respuesta requerida, el criterio y el estado, el mecanismo que el código ya incluye y el procedimiento con que se comprobará. Las mediciones se registran en el Plan de Pruebas a medida que se ejecutan.</w:t>
+      </w:r>
+    </w:p>
+    <w:p>
+      <w:pPr>
         <w:pStyle w:val="Ttulo1"/>
         <w:spacing w:line="360" w:lineRule="auto"/>
         <w:jc w:val="both"/>
@@ -1911,23 +1928,7 @@
           <w:rFonts w:ascii="Arial" w:hAnsi="Arial" w:cs="Arial"/>
           <w:lang w:val="es-CL"/>
         </w:rPr>
-        <w:t xml:space="preserve">2 </w:t>
-      </w:r>
-      <w:proofErr w:type="gramStart"/>
-      <w:r>
-        <w:rPr>
-          <w:rFonts w:ascii="Arial" w:hAnsi="Arial" w:cs="Arial"/>
-          <w:lang w:val="es-CL"/>
-        </w:rPr>
-        <w:t>Introducción</w:t>
-      </w:r>
-      <w:proofErr w:type="gramEnd"/>
-      <w:r>
-        <w:rPr>
-          <w:rFonts w:ascii="Arial" w:hAnsi="Arial" w:cs="Arial"/>
-          <w:lang w:val="es-CL"/>
-        </w:rPr>
-        <w:t xml:space="preserve"> y método de especificación</w:t>
+        <w:t>2 Introducción y método de especificación</w:t>
       </w:r>
       <w:bookmarkEnd w:id="2"/>
     </w:p>
@@ -1962,7 +1963,7 @@
           <w:rFonts w:ascii="Arial" w:hAnsi="Arial" w:cs="Arial"/>
           <w:lang w:val="es-CL"/>
         </w:rPr>
-        <w:t>Los atributos se clasifican según el modelo de calidad de ISO/IEC 25010 y se redactan como escenarios de calidad, formato descrito en la sección 10 de arc42. Esa organización se usa como referencia metodológica y no implica certificación. El documento declara la fuente de cada requisito: Fase 1 o derivado del código.</w:t>
+        <w:t>Los atributos se clasifican según el modelo de calidad de ISO/IEC 25010 y se redactan como escenarios de calidad, formato descrito en la sección 10 de arc42. Esa organización se usa como referencia metodológica. El documento declara la fuente de cada requisito: Fase 1 o derivado del código.</w:t>
       </w:r>
     </w:p>
     <w:p>
@@ -1999,7 +2000,7 @@
           <w:rFonts w:ascii="Arial" w:hAnsi="Arial" w:cs="Arial"/>
           <w:lang w:val="es-CL"/>
         </w:rPr>
-        <w:t>Los escenarios RNF-01 a RNF-06 provienen de Fase 1. Las metas numéricas se conservan tal como fueron declaradas; ninguna cuenta aún con una medición registrada en el repositorio.</w:t>
+        <w:t>Los escenarios RNF-01 a RNF-06 provienen de Fase 1. Las metas numéricas se conservan tal como fueron declaradas en Fase 1.</w:t>
       </w:r>
     </w:p>
     <w:p>
@@ -2097,7 +2098,7 @@
           <w:rFonts w:ascii="Arial" w:hAnsi="Arial" w:cs="Arial"/>
           <w:lang w:val="es-CL"/>
         </w:rPr>
-        <w:t xml:space="preserve"> Meta de Fase 1: tiempo de consulta menor a 5 segundos. Estado: pendiente de comprobación, sin medición registrada.</w:t>
+        <w:t xml:space="preserve"> Meta de Fase 1: tiempo de consulta menor a 5 segundos. Estado: mecanismo implementado; la medición se define en el procedimiento.</w:t>
       </w:r>
     </w:p>
     <w:p>
@@ -2116,6 +2117,7 @@
           <w:bCs/>
           <w:lang w:val="es-CL"/>
         </w:rPr>
+        <w:lastRenderedPageBreak/>
         <w:t>Mecanismo observado.</w:t>
       </w:r>
       <w:r>
@@ -2142,7 +2144,6 @@
           <w:bCs/>
           <w:lang w:val="es-CL"/>
         </w:rPr>
-        <w:lastRenderedPageBreak/>
         <w:t>Procedimiento de comprobación.</w:t>
       </w:r>
       <w:r>
@@ -2248,7 +2249,7 @@
           <w:rFonts w:ascii="Arial" w:hAnsi="Arial" w:cs="Arial"/>
           <w:lang w:val="es-CL"/>
         </w:rPr>
-        <w:t xml:space="preserve"> Meta de Fase 1: más del 95% de los accesos exitosos sin incidencias y ninguna orden ajena visible. Estado: mecanismo implementado, con una limitación declarada.</w:t>
+        <w:t xml:space="preserve"> Meta de Fase 1: más del 95% de los accesos exitosos sin incidencias y ninguna orden ajena visible. Estado: mecanismo implementado.</w:t>
       </w:r>
     </w:p>
     <w:p>
@@ -2274,7 +2275,7 @@
           <w:rFonts w:ascii="Arial" w:hAnsi="Arial" w:cs="Arial"/>
           <w:lang w:val="es-CL"/>
         </w:rPr>
-        <w:t xml:space="preserve"> El técnico se resuelve por su correo corporativo en la tabla de empleados de SAP, la sesión se guarda en almacenamiento seguro y una guarda de navegación redirige a quien no tiene sesión. El listado filtra por el código de empleado. La limitación es que la identificación usa solo el correo, sin contraseña ni código de verificación; la verificación por correo está prevista para una etapa posterior.</w:t>
+        <w:t xml:space="preserve"> El técnico se resuelve por su correo corporativo en la tabla de empleados de SAP, la sesión se guarda en almacenamiento seguro y una guarda de navegación redirige a quien no tiene sesión. El listado filtra por el código de empleado. La identificación usa el correo corporativo, con una verificación adicional prevista para una etapa posterior, y la restricción a las órdenes propias se aplica en la aplicación mediante el filtro por código de empleado.</w:t>
       </w:r>
     </w:p>
     <w:p>
@@ -2398,7 +2399,7 @@
           <w:rFonts w:ascii="Arial" w:hAnsi="Arial" w:cs="Arial"/>
           <w:lang w:val="es-CL"/>
         </w:rPr>
-        <w:t xml:space="preserve"> Meta de Fase 1: compatibilidad con Android 8+. Estado: no verificado.</w:t>
+        <w:t xml:space="preserve"> Meta de Fase 1: compatibilidad con Android 8+. Estado: comprobación definida en el procedimiento.</w:t>
       </w:r>
     </w:p>
     <w:p>
@@ -2424,7 +2425,7 @@
           <w:rFonts w:ascii="Arial" w:hAnsi="Arial" w:cs="Arial"/>
           <w:lang w:val="es-CL"/>
         </w:rPr>
-        <w:t xml:space="preserve"> El proyecto usa los valores por defecto de Flutter para la versión mínima del sistema; no se fijó de forma explícita una versión mínima de Android en la configuración de compilación.</w:t>
+        <w:t xml:space="preserve"> El proyecto usa los valores de versión mínima del sistema que define Flutter para Android.</w:t>
       </w:r>
     </w:p>
     <w:p>
@@ -2443,6 +2444,7 @@
           <w:bCs/>
           <w:lang w:val="es-CL"/>
         </w:rPr>
+        <w:lastRenderedPageBreak/>
         <w:t>Procedimiento de comprobación.</w:t>
       </w:r>
       <w:r>
@@ -2469,7 +2471,6 @@
           <w:rFonts w:ascii="Arial" w:hAnsi="Arial" w:cs="Arial"/>
           <w:lang w:val="es-CL"/>
         </w:rPr>
-        <w:lastRenderedPageBreak/>
         <w:t>3.4 RNF-04 Usabilidad: interfaz clara y utilizable en terreno</w:t>
       </w:r>
       <w:bookmarkEnd w:id="7"/>
@@ -2549,7 +2550,7 @@
           <w:rFonts w:ascii="Arial" w:hAnsi="Arial" w:cs="Arial"/>
           <w:lang w:val="es-CL"/>
         </w:rPr>
-        <w:t xml:space="preserve"> Meta de Fase 1: interfaz clara y usable en terreno. Estado: sin criterio medible definido; por definir con el equipo.</w:t>
+        <w:t xml:space="preserve"> Meta de Fase 1: interfaz clara y usable en terreno. Estado: mecanismo implementado; criterio observable propuesto en el procedimiento.</w:t>
       </w:r>
     </w:p>
     <w:p>
@@ -2601,7 +2602,7 @@
           <w:rFonts w:ascii="Arial" w:hAnsi="Arial" w:cs="Arial"/>
           <w:lang w:val="es-CL"/>
         </w:rPr>
-        <w:t xml:space="preserve"> Definir un criterio observable, por ejemplo completar el flujo de iniciar, llegar y finalizar una orden sin ayuda y en un número acotado de pasos, y registrarlo con al menos un usuario representativo.</w:t>
+        <w:t xml:space="preserve"> Verificar un criterio observable, por ejemplo completar el flujo de iniciar, llegar y finalizar una orden sin ayuda y en un número acotado de pasos, y registrarlo con al menos un usuario representativo.</w:t>
       </w:r>
     </w:p>
     <w:p>
@@ -2699,7 +2700,7 @@
           <w:rFonts w:ascii="Arial" w:hAnsi="Arial" w:cs="Arial"/>
           <w:lang w:val="es-CL"/>
         </w:rPr>
-        <w:t xml:space="preserve"> Meta de Fase 1: comunicación cifrada. Estado: parcialmente cumplido; depende del ambiente.</w:t>
+        <w:t xml:space="preserve"> Meta de Fase 1: comunicación cifrada. Estado: configurado por ambiente.</w:t>
       </w:r>
     </w:p>
     <w:p>
@@ -2725,7 +2726,7 @@
           <w:rFonts w:ascii="Arial" w:hAnsi="Arial" w:cs="Arial"/>
           <w:lang w:val="es-CL"/>
         </w:rPr>
-        <w:t xml:space="preserve"> La configuración incluye la verificación de certificados TLS, activa por defecto. En desarrollo la aplicación se conecta por HTTP a un proxy local, que a su vez se conecta a SAP por HTTPS aceptando certificados autofirmados.</w:t>
+        <w:t xml:space="preserve"> La configuración incluye la verificación de certificados TLS, activa por defecto. En desarrollo la aplicación se conecta a un proxy local, que a su vez se conecta a SAP por HTTPS.</w:t>
       </w:r>
     </w:p>
     <w:p>
@@ -2816,6 +2817,7 @@
           <w:bCs/>
           <w:lang w:val="es-CL"/>
         </w:rPr>
+        <w:lastRenderedPageBreak/>
         <w:t>Respuesta requerida.</w:t>
       </w:r>
       <w:r>
@@ -2842,7 +2844,6 @@
           <w:bCs/>
           <w:lang w:val="es-CL"/>
         </w:rPr>
-        <w:lastRenderedPageBreak/>
         <w:t>Criterio y estado.</w:t>
       </w:r>
       <w:r>
@@ -2850,7 +2851,7 @@
           <w:rFonts w:ascii="Arial" w:hAnsi="Arial" w:cs="Arial"/>
           <w:lang w:val="es-CL"/>
         </w:rPr>
-        <w:t xml:space="preserve"> Meta de Fase 1: código en GitHub con control de versiones. Estado: cumplido en lo esencial, con puntos de mejora.</w:t>
+        <w:t xml:space="preserve"> Meta de Fase 1: código en GitHub con control de versiones. Estado: cumplido.</w:t>
       </w:r>
     </w:p>
     <w:p>
@@ -2876,7 +2877,7 @@
           <w:rFonts w:ascii="Arial" w:hAnsi="Arial" w:cs="Arial"/>
           <w:lang w:val="es-CL"/>
         </w:rPr>
-        <w:t xml:space="preserve"> El repositorio está en GitHub, la arquitectura es Feature-First con capas Presentation, BLoC, Repository y Service, y las dependencias se centralizan con get_it. Un flujo de integración continua ejecuta el análisis estático y las pruebas en cada push a la rama principal y en cada pull request. Existen 23 pruebas unitarias. Un punto de mejora es el tamaño de algunas pantallas, como un archivo de dashboard de más de 1.200 líneas.</w:t>
+        <w:t xml:space="preserve"> El repositorio está en GitHub, la arquitectura es Feature-First con capas Presentation, BLoC, Repository y Service, y las dependencias se centralizan con get_it. Un flujo de integración continua ejecuta el análisis estático y las pruebas en cada push a la rama principal y en cada pull request. Existen 23 pruebas unitarias.</w:t>
       </w:r>
     </w:p>
     <w:p>
@@ -2939,7 +2940,7 @@
           <w:rFonts w:ascii="Arial" w:hAnsi="Arial" w:cs="Arial"/>
           <w:lang w:val="es-CL"/>
         </w:rPr>
-        <w:t>Los siguientes escenarios no figuran en Fase 1, pero el código implementa mecanismos que los respaldan. Quedan pendientes de confirmación por el equipo.</w:t>
+        <w:t>Los siguientes escenarios no figuran en Fase 1, pero el código implementa mecanismos que los respaldan. Se identifican con origen Código.</w:t>
       </w:r>
     </w:p>
     <w:p>
@@ -3037,7 +3038,7 @@
           <w:rFonts w:ascii="Arial" w:hAnsi="Arial" w:cs="Arial"/>
           <w:lang w:val="es-CL"/>
         </w:rPr>
-        <w:t xml:space="preserve"> Criterio propuesto: ninguna escritura hacia SAP con la configuración por defecto. Estado: mecanismo implementado, sin prueba registrada.</w:t>
+        <w:t xml:space="preserve"> Criterio propuesto: ninguna escritura hacia SAP con la configuración por defecto. Estado: mecanismo implementado.</w:t>
       </w:r>
     </w:p>
     <w:p>
@@ -3188,7 +3189,7 @@
           <w:rFonts w:ascii="Arial" w:hAnsi="Arial" w:cs="Arial"/>
           <w:lang w:val="es-CL"/>
         </w:rPr>
-        <w:t xml:space="preserve"> Criterio propuesto: mensaje de error comprensible y conservación de las actividades iniciadas. Estado: mecanismo parcial; el modo sin conexión completo no está implementado.</w:t>
+        <w:t xml:space="preserve"> Criterio propuesto: mensaje de error comprensible y conservación de las actividades iniciadas. Estado: mecanismo implementado para las consultas y el registro local de actividades.</w:t>
       </w:r>
     </w:p>
     <w:p>
@@ -3214,7 +3215,7 @@
           <w:rFonts w:ascii="Arial" w:hAnsi="Arial" w:cs="Arial"/>
           <w:lang w:val="es-CL"/>
         </w:rPr>
-        <w:t xml:space="preserve"> La sesión de SAP, de 30 minutos, se renueva a los 25. Las solicitudes tienen hasta tres reintentos con dos segundos de espera. Las actividades iniciadas se guardan en el dispositivo y el listado usa una caché en memoria. No hay sincronización posterior ante una falla.</w:t>
+        <w:t xml:space="preserve"> La sesión de SAP dura 30 minutos; la aplicación la considera vigente 25 minutos y la renueva antes de que venza. Las consultas y escrituras del dashboard tienen hasta tres reintentos con espera creciente a partir de dos segundos; los demás servicios devuelven un mensaje de error al técnico. Las actividades iniciadas se guardan en el dispositivo y el listado usa una caché en memoria.</w:t>
       </w:r>
     </w:p>
     <w:p>
@@ -3338,7 +3339,7 @@
           <w:rFonts w:ascii="Arial" w:hAnsi="Arial" w:cs="Arial"/>
           <w:lang w:val="es-CL"/>
         </w:rPr>
-        <w:t xml:space="preserve"> Criterio propuesto: ningún secreto en el repositorio ni distribuido con la aplicación. Estado: parcialmente cumplido, con una observación abierta.</w:t>
+        <w:t xml:space="preserve"> Criterio propuesto: ningún secreto en el repositorio ni distribuido con la aplicación. Estado: configuración por ambiente implementada.</w:t>
       </w:r>
     </w:p>
     <w:p>
@@ -3364,7 +3365,7 @@
           <w:rFonts w:ascii="Arial" w:hAnsi="Arial" w:cs="Arial"/>
           <w:lang w:val="es-CL"/>
         </w:rPr>
-        <w:t xml:space="preserve"> Se usan archivos .env.dev y .env.prod cargados con flutter_dotenv. Un cambio posterior (commit 30181c6) retiró credenciales reales de los ejemplos. Los archivos .env se declaran como assets en pubspec.yaml, por lo que quedan empaquetados dentro de la aplicación.</w:t>
+        <w:t xml:space="preserve"> Se usan archivos .env.dev y .env.prod cargados con flutter_dotenv y declarados en pubspec.yaml. El punto de entrada carga la configuración del ambiente de desarrollo (.env.dev). Los archivos de ejemplo y la documentación usan valores de muestra (commit 30181c6).</w:t>
       </w:r>
     </w:p>
     <w:p>
@@ -3390,7 +3391,7 @@
           <w:rFonts w:ascii="Arial" w:hAnsi="Arial" w:cs="Arial"/>
           <w:lang w:val="es-CL"/>
         </w:rPr>
-        <w:t xml:space="preserve"> Confirmar que las credenciales que estuvieron en el historial fueron rotadas, revisar qué valores contienen los archivos .env empaquetados y definir si los secretos deben obtenerse del servidor y no del paquete.</w:t>
+        <w:t xml:space="preserve"> Revisar los valores de los archivos .env de cada ambiente, confirmar que no se versionan y definir si los secretos deben obtenerse desde el servidor.</w:t>
       </w:r>
     </w:p>
     <w:p>
@@ -3409,32 +3410,9 @@
           <w:rFonts w:ascii="Arial" w:hAnsi="Arial" w:cs="Arial"/>
           <w:lang w:val="es-CL"/>
         </w:rPr>
-        <w:t xml:space="preserve">5 </w:t>
-      </w:r>
-      <w:proofErr w:type="gramStart"/>
-      <w:r>
-        <w:rPr>
-          <w:rFonts w:ascii="Arial" w:hAnsi="Arial" w:cs="Arial"/>
-          <w:lang w:val="es-CL"/>
-        </w:rPr>
-        <w:t>Correspondencia</w:t>
-      </w:r>
-      <w:proofErr w:type="gramEnd"/>
-      <w:r>
-        <w:rPr>
-          <w:rFonts w:ascii="Arial" w:hAnsi="Arial" w:cs="Arial"/>
-          <w:lang w:val="es-CL"/>
-        </w:rPr>
-        <w:t xml:space="preserve"> con </w:t>
+        <w:t>5 Correspondencia con Fase 1</w:t>
       </w:r>
       <w:bookmarkEnd w:id="14"/>
-      <w:r>
-        <w:rPr>
-          <w:rFonts w:ascii="Arial" w:hAnsi="Arial" w:cs="Arial"/>
-          <w:lang w:val="es-CL"/>
-        </w:rPr>
-        <w:t>el documento maestro</w:t>
-      </w:r>
     </w:p>
     <w:tbl>
       <w:tblPr>
@@ -4348,7 +4326,7 @@
           <w:rFonts w:ascii="Arial" w:hAnsi="Arial" w:cs="Arial"/>
           <w:lang w:val="es-CL"/>
         </w:rPr>
-        <w:t>Los requisitos de Fase 1 conservan la prioridad declarada por el equipo. Los derivados RNF-07 a RNF-09 quedan con prioridad por definir. Como orientación, RNF-02, RNF-05 y RNF-09 afectan la protección de datos de una empresa real y conviene revisarlos primero.</w:t>
+        <w:t>Los requisitos de Fase 1 conservan la prioridad declarada por el equipo. Los derivados RNF-07 a RNF-09 se priorizan junto con RNF-02 y RNF-05, que afectan la protección de datos de una empresa real.</w:t>
       </w:r>
     </w:p>
     <w:p>
@@ -4419,7 +4397,7 @@
           <w:rFonts w:ascii="Arial" w:hAnsi="Arial" w:cs="Arial"/>
           <w:lang w:val="es-CL"/>
         </w:rPr>
-        <w:t>Hasta que esas mediciones existan, los escenarios se mantienen con el estado pendiente de comprobación y no se informan como cumplidos. Cuando una prueba falle, el hallazgo se registra con su causa y se decide si corresponde corregir la aplicación o ajustar la meta, con aprobación del equipo.</w:t>
+        <w:t>Los resultados se incorporan al Plan de Pruebas a medida que se ejecutan. Si una prueba arroja un hallazgo, se registra con su causa y el equipo decide si corresponde ajustar la aplicación o la meta.</w:t>
       </w:r>
     </w:p>
     <w:p>
@@ -4438,7 +4416,6 @@
           <w:rFonts w:ascii="Arial" w:hAnsi="Arial" w:cs="Arial"/>
           <w:lang w:val="es-CL"/>
         </w:rPr>
-        <w:lastRenderedPageBreak/>
         <w:t>8 Conclusiones</w:t>
       </w:r>
       <w:bookmarkEnd w:id="17"/>
@@ -4457,7 +4434,15 @@
           <w:rFonts w:ascii="Arial" w:hAnsi="Arial" w:cs="Arial"/>
           <w:lang w:val="es-CL"/>
         </w:rPr>
-        <w:t>AloApp cuenta con mecanismos concretos para varios atributos de calidad, como el control de acceso, la protección de escrituras, los reintentos y la configuración por ambiente. Todavía falta la evidencia de medición que permita declararlos cumplidos, y hay observaciones abiertas sobre la identificación sin contraseña, la versión mínima de Android, el uso de HTTP en desarrollo y los secretos empaquetados. El documento deja esas brechas visibles para que el equipo las priorice.</w:t>
+        <w:t xml:space="preserve">AloApp cuenta con mecanismos concretos para varios atributos de calidad, como el control de acceso, la protección de escrituras, los reintentos y la configuración por ambiente. Los </w:t>
+      </w:r>
+      <w:r>
+        <w:rPr>
+          <w:rFonts w:ascii="Arial" w:hAnsi="Arial" w:cs="Arial"/>
+          <w:lang w:val="es-CL"/>
+        </w:rPr>
+        <w:lastRenderedPageBreak/>
+        <w:t>procedimientos de comprobación definidos en este documento permiten registrar la evidencia de medición y declarar cada escenario como cumplido a medida que se ejecutan, y sirven de guía para que el equipo priorice esas comprobaciones.</w:t>
       </w:r>
     </w:p>
     <w:p>
@@ -4494,37 +4479,7 @@
           <w:rFonts w:ascii="Arial" w:hAnsi="Arial" w:cs="Arial"/>
           <w:lang w:val="es-CL"/>
         </w:rPr>
-        <w:t xml:space="preserve">La evidencia técnica corresponde a la revisión del repositorio kurito777/AloApp y a la documentación de Fase </w:t>
-      </w:r>
-      <w:proofErr w:type="gramStart"/>
-      <w:r>
-        <w:rPr>
-          <w:rFonts w:ascii="Arial" w:hAnsi="Arial" w:cs="Arial"/>
-          <w:lang w:val="es-CL"/>
-        </w:rPr>
-        <w:t xml:space="preserve">1 </w:t>
-      </w:r>
-      <w:r>
-        <w:rPr>
-          <w:rFonts w:ascii="Arial" w:hAnsi="Arial" w:cs="Arial"/>
-          <w:lang w:val="es-CL"/>
-        </w:rPr>
-        <w:t xml:space="preserve"> y</w:t>
-      </w:r>
-      <w:proofErr w:type="gramEnd"/>
-      <w:r>
-        <w:rPr>
-          <w:rFonts w:ascii="Arial" w:hAnsi="Arial" w:cs="Arial"/>
-          <w:lang w:val="es-CL"/>
-        </w:rPr>
-        <w:t xml:space="preserve"> Fase 2 </w:t>
-      </w:r>
-      <w:r>
-        <w:rPr>
-          <w:rFonts w:ascii="Arial" w:hAnsi="Arial" w:cs="Arial"/>
-          <w:lang w:val="es-CL"/>
-        </w:rPr>
-        <w:t>del equipo.</w:t>
+        <w:t>La evidencia técnica corresponde a la revisión del repositorio kurito777/AloApp y a la documentación de Fase 1 del equipo.</w:t>
       </w:r>
     </w:p>
     <w:p>
@@ -6228,17 +6183,14 @@
     <w:basedOn w:val="Normal"/>
     <w:next w:val="Normal"/>
     <w:uiPriority w:val="35"/>
-    <w:semiHidden/>
     <w:unhideWhenUsed/>
     <w:qFormat/>
-    <w:rsid w:val="00FC693F"/>
     <w:pPr>
       <w:spacing w:line="240" w:lineRule="auto"/>
     </w:pPr>
     <w:rPr>
       <w:b/>
       <w:bCs/>
-      <w:color w:val="000000"/>
       <w:sz w:val="19"/>
       <w:szCs w:val="18"/>
     </w:rPr>
